--- a/relazione/offerta-economica.docx
+++ b/relazione/offerta-economica.docx
@@ -3,11 +3,21 @@
 <w:document xmlns:wpc="http://schemas.microsoft.com/office/word/2010/wordprocessingCanvas" xmlns:mo="http://schemas.microsoft.com/office/mac/office/2008/main" xmlns:mc="http://schemas.openxmlformats.org/markup-compatibility/2006" xmlns:mv="urn:schemas-microsoft-com:mac:vml" xmlns:o="urn:schemas-microsoft-com:office:office" xmlns:r="http://schemas.openxmlformats.org/officeDocument/2006/relationships" xmlns:m="http://schemas.openxmlformats.org/officeDocument/2006/math" xmlns:v="urn:schemas-microsoft-com:vml" xmlns:wp14="http://schemas.microsoft.com/office/word/2010/wordprocessingDrawing" xmlns:wp="http://schemas.openxmlformats.org/drawingml/2006/wordprocessingDrawing" xmlns:w10="urn:schemas-microsoft-com:office:word" xmlns:w="http://schemas.openxmlformats.org/wordprocessingml/2006/main" xmlns:w14="http://schemas.microsoft.com/office/word/2010/wordml" xmlns:wpg="http://schemas.microsoft.com/office/word/2010/wordprocessingGroup" xmlns:wpi="http://schemas.microsoft.com/office/word/2010/wordprocessingInk" xmlns:wne="http://schemas.microsoft.com/office/word/2006/wordml" xmlns:wps="http://schemas.microsoft.com/office/word/2010/wordprocessingShape" mc:Ignorable="w14 wp14">
   <w:body>
     <w:p>
+      <w:r>
+        <w:rPr>
+          <w:b/>
+          <w:color w:val="595959"/>
+          <w:sz w:val="18"/>
+        </w:rPr>
+        <w:t>COMUNE DI GATTAPELATA · RISPOSTA AL BANDO</w:t>
+      </w:r>
+    </w:p>
+    <w:p>
       <w:pPr>
         <w:pStyle w:val="Title"/>
       </w:pPr>
       <w:r>
-        <w:t>Offerta economica</w:t>
+        <w:t>AttraversiAMO</w:t>
       </w:r>
     </w:p>
     <w:p>
@@ -19,8 +29,9 @@
       <w:r>
         <w:rPr>
           <w:b/>
+          <w:sz w:val="28"/>
         </w:rPr>
-        <w:t>AttraversiAMO</w:t>
+        <w:t>Offerta economica</w:t>
       </w:r>
     </w:p>
     <w:p>
@@ -31,10 +42,10 @@
         <w:rPr>
           <w:b/>
         </w:rPr>
-        <w:t xml:space="preserve">Progetto: </w:t>
+        <w:t xml:space="preserve">Oggetto: </w:t>
       </w:r>
       <w:r>
-        <w:t>Sviluppo, distribuzione e mantenimento dell'app per la mobilità urbana degli anziani (centro storico)</w:t>
+        <w:t>Sviluppo, distribuzione e mantenimento di AttraversiAMO, l'app che aiuta le persone anziane ad attraversare i vicoli del centro storico</w:t>
       </w:r>
     </w:p>
     <w:p>
@@ -48,7 +59,7 @@
         <w:t xml:space="preserve">Committente: </w:t>
       </w:r>
       <w:r>
-        <w:t>Comune / Ente Locale</w:t>
+        <w:t>Comune di Gattapelata</w:t>
       </w:r>
     </w:p>
     <w:p>
@@ -67,15 +78,355 @@
     </w:p>
     <w:p>
       <w:pPr>
+        <w:spacing w:after="40"/>
+      </w:pPr>
+      <w:r>
+        <w:rPr>
+          <w:b/>
+        </w:rPr>
+        <w:t xml:space="preserve">Data: </w:t>
+      </w:r>
+      <w:r>
+        <w:t>12/10/2026</w:t>
+      </w:r>
+    </w:p>
+    <w:p>
+      <w:pPr>
         <w:pStyle w:val="Heading1"/>
       </w:pPr>
       <w:r>
-        <w:t>1. Costi di setup e sviluppo (una tantum)</w:t>
+        <w:t>1. Sintesi dell'offerta</w:t>
       </w:r>
     </w:p>
     <w:p>
+      <w:pPr>
+        <w:spacing w:after="120"/>
+      </w:pPr>
       <w:r>
-        <w:t>Questa voce copre l'analisi, lo sviluppo delle due PWA, la configurazione dei servizi cloud, la generazione, stampa e impermeabilizzazione dei QR code fisici e la produzione del materiale di marketing cartaceo.</w:t>
+        <w:t>AttraversiAMO costa € 2.550,00 una tantum per sviluppo e avviamento, più un canone di € 800,00 l'anno per infrastruttura, manutenzione e supporto. Il primo anno di servizio costa quindi € 3.350,00 in tutto.</w:t>
+      </w:r>
+    </w:p>
+    <w:tbl>
+      <w:tblPr>
+        <w:tblStyle w:val="TableGrid"/>
+        <w:tblW w:type="auto" w:w="0"/>
+        <w:jc w:val="center"/>
+        <w:tblLook w:firstColumn="1" w:firstRow="1" w:lastColumn="0" w:lastRow="0" w:noHBand="0" w:noVBand="1" w:val="04A0"/>
+      </w:tblPr>
+      <w:tblGrid>
+        <w:gridCol w:w="4819"/>
+        <w:gridCol w:w="4819"/>
+      </w:tblGrid>
+      <w:tr>
+        <w:tc>
+          <w:tcPr>
+            <w:tcW w:type="dxa" w:w="6236"/>
+            <w:shd w:val="clear" w:color="auto" w:fill="1F4E79"/>
+          </w:tcPr>
+          <w:p>
+            <w:r/>
+            <w:r>
+              <w:rPr>
+                <w:b/>
+                <w:color w:val="FFFFFF"/>
+              </w:rPr>
+              <w:t>Voce</w:t>
+            </w:r>
+          </w:p>
+        </w:tc>
+        <w:tc>
+          <w:tcPr>
+            <w:tcW w:type="dxa" w:w="3402"/>
+            <w:shd w:val="clear" w:color="auto" w:fill="1F4E79"/>
+          </w:tcPr>
+          <w:p>
+            <w:pPr>
+              <w:jc w:val="right"/>
+            </w:pPr>
+            <w:r/>
+            <w:r>
+              <w:rPr>
+                <w:b/>
+                <w:color w:val="FFFFFF"/>
+              </w:rPr>
+              <w:t>Importo</w:t>
+            </w:r>
+          </w:p>
+        </w:tc>
+      </w:tr>
+      <w:tr>
+        <w:tc>
+          <w:tcPr>
+            <w:tcW w:type="dxa" w:w="6236"/>
+          </w:tcPr>
+          <w:p>
+            <w:r/>
+            <w:r>
+              <w:rPr>
+                <w:b w:val="0"/>
+              </w:rPr>
+              <w:t>Setup e avviamento (una tantum)</w:t>
+            </w:r>
+          </w:p>
+        </w:tc>
+        <w:tc>
+          <w:tcPr>
+            <w:tcW w:type="dxa" w:w="3402"/>
+          </w:tcPr>
+          <w:p>
+            <w:pPr>
+              <w:jc w:val="right"/>
+            </w:pPr>
+            <w:r/>
+            <w:r>
+              <w:rPr>
+                <w:b w:val="0"/>
+              </w:rPr>
+              <w:t>€ 2.550,00</w:t>
+            </w:r>
+          </w:p>
+        </w:tc>
+      </w:tr>
+      <w:tr>
+        <w:tc>
+          <w:tcPr>
+            <w:tcW w:type="dxa" w:w="6236"/>
+          </w:tcPr>
+          <w:p>
+            <w:r/>
+            <w:r>
+              <w:rPr>
+                <w:b w:val="0"/>
+              </w:rPr>
+              <w:t>Canone annuale</w:t>
+            </w:r>
+          </w:p>
+        </w:tc>
+        <w:tc>
+          <w:tcPr>
+            <w:tcW w:type="dxa" w:w="3402"/>
+          </w:tcPr>
+          <w:p>
+            <w:pPr>
+              <w:jc w:val="right"/>
+            </w:pPr>
+            <w:r/>
+            <w:r>
+              <w:rPr>
+                <w:b w:val="0"/>
+              </w:rPr>
+              <w:t>€ 800,00 / anno</w:t>
+            </w:r>
+          </w:p>
+        </w:tc>
+      </w:tr>
+      <w:tr>
+        <w:tc>
+          <w:tcPr>
+            <w:tcW w:type="dxa" w:w="6236"/>
+          </w:tcPr>
+          <w:p>
+            <w:r/>
+            <w:r>
+              <w:rPr>
+                <w:b w:val="0"/>
+              </w:rPr>
+              <w:t>Costo per vicolo, setup (20 vicoli)</w:t>
+            </w:r>
+          </w:p>
+        </w:tc>
+        <w:tc>
+          <w:tcPr>
+            <w:tcW w:type="dxa" w:w="3402"/>
+          </w:tcPr>
+          <w:p>
+            <w:pPr>
+              <w:jc w:val="right"/>
+            </w:pPr>
+            <w:r/>
+            <w:r>
+              <w:rPr>
+                <w:b w:val="0"/>
+              </w:rPr>
+              <w:t>€ 127,50</w:t>
+            </w:r>
+          </w:p>
+        </w:tc>
+      </w:tr>
+      <w:tr>
+        <w:tc>
+          <w:tcPr>
+            <w:tcW w:type="dxa" w:w="6236"/>
+          </w:tcPr>
+          <w:p>
+            <w:r/>
+            <w:r>
+              <w:rPr>
+                <w:b w:val="0"/>
+              </w:rPr>
+              <w:t>Costo per vicolo, canone (20 vicoli)</w:t>
+            </w:r>
+          </w:p>
+        </w:tc>
+        <w:tc>
+          <w:tcPr>
+            <w:tcW w:type="dxa" w:w="3402"/>
+          </w:tcPr>
+          <w:p>
+            <w:pPr>
+              <w:jc w:val="right"/>
+            </w:pPr>
+            <w:r/>
+            <w:r>
+              <w:rPr>
+                <w:b w:val="0"/>
+              </w:rPr>
+              <w:t>€ 40,00 / anno</w:t>
+            </w:r>
+          </w:p>
+        </w:tc>
+      </w:tr>
+      <w:tr>
+        <w:tc>
+          <w:tcPr>
+            <w:tcW w:type="dxa" w:w="6236"/>
+            <w:shd w:val="clear" w:color="auto" w:fill="DCE6F1"/>
+          </w:tcPr>
+          <w:p>
+            <w:r/>
+            <w:r>
+              <w:rPr>
+                <w:b/>
+              </w:rPr>
+              <w:t>Totale primo anno</w:t>
+            </w:r>
+          </w:p>
+        </w:tc>
+        <w:tc>
+          <w:tcPr>
+            <w:tcW w:type="dxa" w:w="3402"/>
+            <w:shd w:val="clear" w:color="auto" w:fill="DCE6F1"/>
+          </w:tcPr>
+          <w:p>
+            <w:pPr>
+              <w:jc w:val="right"/>
+            </w:pPr>
+            <w:r/>
+            <w:r>
+              <w:rPr>
+                <w:b/>
+              </w:rPr>
+              <w:t>€ 3.350,00</w:t>
+            </w:r>
+          </w:p>
+        </w:tc>
+      </w:tr>
+    </w:tbl>
+    <w:p>
+      <w:pPr>
+        <w:spacing w:after="0"/>
+      </w:pPr>
+    </w:p>
+    <w:p>
+      <w:pPr>
+        <w:pStyle w:val="Heading1"/>
+      </w:pPr>
+      <w:r>
+        <w:t>2. Perché il costo è contenuto</w:t>
+      </w:r>
+    </w:p>
+    <w:p>
+      <w:pPr>
+        <w:spacing w:after="120"/>
+      </w:pPr>
+      <w:r>
+        <w:t>L'unica infrastruttura fisica è un cartello con codice QR all'imbocco di ogni vicolo. Tutto il resto si appoggia su strumenti che le persone hanno già: il telefono e la disponibilità dei volontari del quartiere.</w:t>
+      </w:r>
+    </w:p>
+    <w:p>
+      <w:pPr>
+        <w:pStyle w:val="ListBullet"/>
+      </w:pPr>
+      <w:r>
+        <w:rPr>
+          <w:b/>
+        </w:rPr>
+        <w:t xml:space="preserve">Nessun lavoro stradale: </w:t>
+      </w:r>
+      <w:r>
+        <w:t>niente semafori, sensori, cablaggi o permessi di scavo.</w:t>
+      </w:r>
+    </w:p>
+    <w:p>
+      <w:pPr>
+        <w:pStyle w:val="ListBullet"/>
+      </w:pPr>
+      <w:r>
+        <w:rPr>
+          <w:b/>
+        </w:rPr>
+        <w:t xml:space="preserve">Nessun dispositivo da acquistare: </w:t>
+      </w:r>
+      <w:r>
+        <w:t>anziani e volontari usano il proprio telefono.</w:t>
+      </w:r>
+    </w:p>
+    <w:p>
+      <w:pPr>
+        <w:pStyle w:val="ListBullet"/>
+      </w:pPr>
+      <w:r>
+        <w:rPr>
+          <w:b/>
+        </w:rPr>
+        <w:t xml:space="preserve">Nessuno store: </w:t>
+      </w:r>
+      <w:r>
+        <w:t>l'app si apre dal browser e si installa come PWA, senza costi di pubblicazione.</w:t>
+      </w:r>
+    </w:p>
+    <w:p>
+      <w:pPr>
+        <w:pStyle w:val="ListBullet"/>
+      </w:pPr>
+      <w:r>
+        <w:rPr>
+          <w:b/>
+        </w:rPr>
+        <w:t xml:space="preserve">Servizi cloud a consumo: </w:t>
+      </w:r>
+      <w:r>
+        <w:t>hosting e database restano entro piani a basso costo per i volumi di un centro storico.</w:t>
+      </w:r>
+    </w:p>
+    <w:p>
+      <w:pPr>
+        <w:pStyle w:val="ListBullet"/>
+      </w:pPr>
+      <w:r>
+        <w:rPr>
+          <w:b/>
+        </w:rPr>
+        <w:t xml:space="preserve">Volontari: </w:t>
+      </w:r>
+      <w:r>
+        <w:t>l'aiuto è dato da cittadini, negozianti e vigili, senza compensi.</w:t>
+      </w:r>
+    </w:p>
+    <w:p>
+      <w:pPr>
+        <w:pStyle w:val="Heading1"/>
+      </w:pPr>
+      <w:r>
+        <w:t>3. Costi di setup e sviluppo (una tantum)</w:t>
+      </w:r>
+    </w:p>
+    <w:p>
+      <w:pPr>
+        <w:spacing w:after="120"/>
+      </w:pPr>
+      <w:r>
+        <w:t>Questa voce copre l'analisi, lo sviluppo dell'app, la configurazione dei servizi cloud, la produzione dei cartelli con QR e la stampa del materiale informativo per la popolazione.</w:t>
       </w:r>
     </w:p>
     <w:tbl>
@@ -94,7 +445,7 @@
       <w:tr>
         <w:tc>
           <w:tcPr>
-            <w:tcW w:type="dxa" w:w="2381"/>
+            <w:tcW w:type="dxa" w:w="2268"/>
             <w:shd w:val="clear" w:color="auto" w:fill="1F4E79"/>
           </w:tcPr>
           <w:p>
@@ -126,7 +477,7 @@
         </w:tc>
         <w:tc>
           <w:tcPr>
-            <w:tcW w:type="dxa" w:w="1474"/>
+            <w:tcW w:type="dxa" w:w="1531"/>
             <w:shd w:val="clear" w:color="auto" w:fill="1F4E79"/>
           </w:tcPr>
           <w:p>
@@ -136,13 +487,13 @@
                 <w:b/>
                 <w:color w:val="FFFFFF"/>
               </w:rPr>
-              <w:t>Qtà / Dettaglio</w:t>
+              <w:t>Quantità</w:t>
             </w:r>
           </w:p>
         </w:tc>
         <w:tc>
           <w:tcPr>
-            <w:tcW w:type="dxa" w:w="1474"/>
+            <w:tcW w:type="dxa" w:w="1531"/>
             <w:shd w:val="clear" w:color="auto" w:fill="1F4E79"/>
           </w:tcPr>
           <w:p>
@@ -163,7 +514,7 @@
       <w:tr>
         <w:tc>
           <w:tcPr>
-            <w:tcW w:type="dxa" w:w="2381"/>
+            <w:tcW w:type="dxa" w:w="2268"/>
           </w:tcPr>
           <w:p>
             <w:r/>
@@ -191,7 +542,7 @@
         </w:tc>
         <w:tc>
           <w:tcPr>
-            <w:tcW w:type="dxa" w:w="1474"/>
+            <w:tcW w:type="dxa" w:w="1531"/>
           </w:tcPr>
           <w:p>
             <w:r/>
@@ -205,7 +556,7 @@
         </w:tc>
         <w:tc>
           <w:tcPr>
-            <w:tcW w:type="dxa" w:w="1474"/>
+            <w:tcW w:type="dxa" w:w="1531"/>
           </w:tcPr>
           <w:p>
             <w:pPr>
@@ -224,7 +575,7 @@
       <w:tr>
         <w:tc>
           <w:tcPr>
-            <w:tcW w:type="dxa" w:w="2381"/>
+            <w:tcW w:type="dxa" w:w="2268"/>
           </w:tcPr>
           <w:p>
             <w:r/>
@@ -252,7 +603,7 @@
         </w:tc>
         <w:tc>
           <w:tcPr>
-            <w:tcW w:type="dxa" w:w="1474"/>
+            <w:tcW w:type="dxa" w:w="1531"/>
           </w:tcPr>
           <w:p>
             <w:r/>
@@ -266,7 +617,7 @@
         </w:tc>
         <w:tc>
           <w:tcPr>
-            <w:tcW w:type="dxa" w:w="1474"/>
+            <w:tcW w:type="dxa" w:w="1531"/>
           </w:tcPr>
           <w:p>
             <w:pPr>
@@ -285,7 +636,7 @@
       <w:tr>
         <w:tc>
           <w:tcPr>
-            <w:tcW w:type="dxa" w:w="2381"/>
+            <w:tcW w:type="dxa" w:w="2268"/>
           </w:tcPr>
           <w:p>
             <w:r/>
@@ -313,7 +664,7 @@
         </w:tc>
         <w:tc>
           <w:tcPr>
-            <w:tcW w:type="dxa" w:w="1474"/>
+            <w:tcW w:type="dxa" w:w="1531"/>
           </w:tcPr>
           <w:p>
             <w:r/>
@@ -327,7 +678,7 @@
         </w:tc>
         <w:tc>
           <w:tcPr>
-            <w:tcW w:type="dxa" w:w="1474"/>
+            <w:tcW w:type="dxa" w:w="1531"/>
           </w:tcPr>
           <w:p>
             <w:pPr>
@@ -346,7 +697,7 @@
       <w:tr>
         <w:tc>
           <w:tcPr>
-            <w:tcW w:type="dxa" w:w="2381"/>
+            <w:tcW w:type="dxa" w:w="2268"/>
           </w:tcPr>
           <w:p>
             <w:r/>
@@ -354,7 +705,7 @@
               <w:rPr>
                 <w:b/>
               </w:rPr>
-              <w:t>Campagna marketing (volantini)</w:t>
+              <w:t>Campagna informativa (volantini)</w:t>
             </w:r>
           </w:p>
         </w:tc>
@@ -368,13 +719,13 @@
               <w:rPr>
                 <w:b w:val="0"/>
               </w:rPr>
-              <w:t>Ideazione grafica, impaginazione e stampa di volantini informativi per la popolazione (target: ~6.000 abitanti, ipotizzando una copertura del 50% = 3.000 copie).</w:t>
+              <w:t>Ideazione grafica, impaginazione e stampa di volantini informativi per la popolazione. Target: circa 6.000 abitanti, con una copertura stimata del 50%.</w:t>
             </w:r>
           </w:p>
         </w:tc>
         <w:tc>
           <w:tcPr>
-            <w:tcW w:type="dxa" w:w="1474"/>
+            <w:tcW w:type="dxa" w:w="1531"/>
           </w:tcPr>
           <w:p>
             <w:r/>
@@ -388,7 +739,7 @@
         </w:tc>
         <w:tc>
           <w:tcPr>
-            <w:tcW w:type="dxa" w:w="1474"/>
+            <w:tcW w:type="dxa" w:w="1531"/>
           </w:tcPr>
           <w:p>
             <w:pPr>
@@ -407,7 +758,7 @@
       <w:tr>
         <w:tc>
           <w:tcPr>
-            <w:tcW w:type="dxa" w:w="1474"/>
+            <w:tcW w:type="dxa" w:w="1531"/>
             <w:gridSpan w:val="3"/>
             <w:shd w:val="clear" w:color="auto" w:fill="DCE6F1"/>
           </w:tcPr>
@@ -417,13 +768,13 @@
               <w:rPr>
                 <w:b/>
               </w:rPr>
-              <w:t>TOTALE SETUP &amp; AVVIAMENTO</w:t>
+              <w:t>Totale setup e avviamento</w:t>
             </w:r>
           </w:p>
         </w:tc>
         <w:tc>
           <w:tcPr>
-            <w:tcW w:type="dxa" w:w="1474"/>
+            <w:tcW w:type="dxa" w:w="1531"/>
             <w:shd w:val="clear" w:color="auto" w:fill="DCE6F1"/>
           </w:tcPr>
           <w:p>
@@ -443,15 +794,23 @@
     </w:tbl>
     <w:p>
       <w:pPr>
+        <w:spacing w:after="0"/>
+      </w:pPr>
+    </w:p>
+    <w:p>
+      <w:pPr>
         <w:pStyle w:val="Heading1"/>
       </w:pPr>
       <w:r>
-        <w:t>2. Costi di mantenimento, infrastruttura e gestione (ricorrenti / annuali)</w:t>
+        <w:t>4. Costi ricorrenti (annuali)</w:t>
       </w:r>
     </w:p>
     <w:p>
+      <w:pPr>
+        <w:spacing w:after="120"/>
+      </w:pPr>
       <w:r>
-        <w:t>Questa voce copre il funzionamento dei servizi, il supporto tecnico, la conservazione dei dati su Supabase e la manutenzione fisica annuale (ristampa e sostituzione dei QR code deteriorati dagli agenti atmosferici).</w:t>
+        <w:t>Questa voce copre il funzionamento dei servizi, il supporto tecnico, la conservazione dei dati e la manutenzione fisica dei cartelli, che ogni anno vengono ristampati e sostituiti perché esposti agli agenti atmosferici.</w:t>
       </w:r>
     </w:p>
     <w:tbl>
@@ -470,7 +829,7 @@
       <w:tr>
         <w:tc>
           <w:tcPr>
-            <w:tcW w:type="dxa" w:w="2381"/>
+            <w:tcW w:type="dxa" w:w="2268"/>
             <w:shd w:val="clear" w:color="auto" w:fill="1F4E79"/>
           </w:tcPr>
           <w:p>
@@ -502,7 +861,7 @@
         </w:tc>
         <w:tc>
           <w:tcPr>
-            <w:tcW w:type="dxa" w:w="1474"/>
+            <w:tcW w:type="dxa" w:w="1361"/>
             <w:shd w:val="clear" w:color="auto" w:fill="1F4E79"/>
           </w:tcPr>
           <w:p>
@@ -518,7 +877,7 @@
         </w:tc>
         <w:tc>
           <w:tcPr>
-            <w:tcW w:type="dxa" w:w="1474"/>
+            <w:tcW w:type="dxa" w:w="1701"/>
             <w:shd w:val="clear" w:color="auto" w:fill="1F4E79"/>
           </w:tcPr>
           <w:p>
@@ -539,7 +898,7 @@
       <w:tr>
         <w:tc>
           <w:tcPr>
-            <w:tcW w:type="dxa" w:w="2381"/>
+            <w:tcW w:type="dxa" w:w="2268"/>
           </w:tcPr>
           <w:p>
             <w:r/>
@@ -547,7 +906,7 @@
               <w:rPr>
                 <w:b/>
               </w:rPr>
-              <w:t>Infrastruttura &amp; database</w:t>
+              <w:t>Infrastruttura e database</w:t>
             </w:r>
           </w:p>
         </w:tc>
@@ -567,7 +926,7 @@
         </w:tc>
         <w:tc>
           <w:tcPr>
-            <w:tcW w:type="dxa" w:w="1474"/>
+            <w:tcW w:type="dxa" w:w="1361"/>
           </w:tcPr>
           <w:p>
             <w:r/>
@@ -581,7 +940,7 @@
         </w:tc>
         <w:tc>
           <w:tcPr>
-            <w:tcW w:type="dxa" w:w="1474"/>
+            <w:tcW w:type="dxa" w:w="1701"/>
           </w:tcPr>
           <w:p>
             <w:pPr>
@@ -600,7 +959,7 @@
       <w:tr>
         <w:tc>
           <w:tcPr>
-            <w:tcW w:type="dxa" w:w="2381"/>
+            <w:tcW w:type="dxa" w:w="2268"/>
           </w:tcPr>
           <w:p>
             <w:r/>
@@ -622,13 +981,13 @@
               <w:rPr>
                 <w:b w:val="0"/>
               </w:rPr>
-              <w:t>Sostituzione programmata annuale (1 volta l'anno) di tutti i 20 QR code (ristampa, impermeabilizzazione e verifica della leggibilità sul campo).</w:t>
+              <w:t>Sostituzione programmata di tutti i 20 QR code una volta l'anno: ristampa, impermeabilizzazione e verifica della leggibilità sul campo.</w:t>
             </w:r>
           </w:p>
         </w:tc>
         <w:tc>
           <w:tcPr>
-            <w:tcW w:type="dxa" w:w="1474"/>
+            <w:tcW w:type="dxa" w:w="1361"/>
           </w:tcPr>
           <w:p>
             <w:r/>
@@ -642,7 +1001,7 @@
         </w:tc>
         <w:tc>
           <w:tcPr>
-            <w:tcW w:type="dxa" w:w="1474"/>
+            <w:tcW w:type="dxa" w:w="1701"/>
           </w:tcPr>
           <w:p>
             <w:pPr>
@@ -661,7 +1020,7 @@
       <w:tr>
         <w:tc>
           <w:tcPr>
-            <w:tcW w:type="dxa" w:w="2381"/>
+            <w:tcW w:type="dxa" w:w="2268"/>
           </w:tcPr>
           <w:p>
             <w:r/>
@@ -669,7 +1028,7 @@
               <w:rPr>
                 <w:b/>
               </w:rPr>
-              <w:t>Aggiornamenti &amp; supporto PWA</w:t>
+              <w:t>Aggiornamenti e supporto PWA</w:t>
             </w:r>
           </w:p>
         </w:tc>
@@ -683,13 +1042,13 @@
               <w:rPr>
                 <w:b w:val="0"/>
               </w:rPr>
-              <w:t>Piccole manutenzioni evolutive, verifica compatibilità browser e sicurezza delle PWA.</w:t>
+              <w:t>Piccole manutenzioni evolutive, verifica della compatibilità con i browser e della sicurezza dell'app.</w:t>
             </w:r>
           </w:p>
         </w:tc>
         <w:tc>
           <w:tcPr>
-            <w:tcW w:type="dxa" w:w="1474"/>
+            <w:tcW w:type="dxa" w:w="1361"/>
           </w:tcPr>
           <w:p>
             <w:r/>
@@ -703,7 +1062,7 @@
         </w:tc>
         <w:tc>
           <w:tcPr>
-            <w:tcW w:type="dxa" w:w="1474"/>
+            <w:tcW w:type="dxa" w:w="1701"/>
           </w:tcPr>
           <w:p>
             <w:pPr>
@@ -722,7 +1081,7 @@
       <w:tr>
         <w:tc>
           <w:tcPr>
-            <w:tcW w:type="dxa" w:w="1474"/>
+            <w:tcW w:type="dxa" w:w="1361"/>
             <w:gridSpan w:val="3"/>
             <w:shd w:val="clear" w:color="auto" w:fill="DCE6F1"/>
           </w:tcPr>
@@ -732,13 +1091,13 @@
               <w:rPr>
                 <w:b/>
               </w:rPr>
-              <w:t>TOTALE CANONE ANNUALE</w:t>
+              <w:t>Totale canone annuale</w:t>
             </w:r>
           </w:p>
         </w:tc>
         <w:tc>
           <w:tcPr>
-            <w:tcW w:type="dxa" w:w="1474"/>
+            <w:tcW w:type="dxa" w:w="1701"/>
             <w:shd w:val="clear" w:color="auto" w:fill="DCE6F1"/>
           </w:tcPr>
           <w:p>
@@ -758,10 +1117,338 @@
     </w:tbl>
     <w:p>
       <w:pPr>
+        <w:spacing w:after="0"/>
+      </w:pPr>
+    </w:p>
+    <w:p>
+      <w:pPr>
         <w:pStyle w:val="Heading1"/>
       </w:pPr>
       <w:r>
-        <w:t>Note e condizioni di fornitura</w:t>
+        <w:t>5. Proiezione su tre anni</w:t>
+      </w:r>
+    </w:p>
+    <w:p>
+      <w:pPr>
+        <w:spacing w:after="120"/>
+      </w:pPr>
+      <w:r>
+        <w:t>Il costo complessivo dei primi tre anni di servizio è di € 4.950,00.</w:t>
+      </w:r>
+    </w:p>
+    <w:tbl>
+      <w:tblPr>
+        <w:tblStyle w:val="TableGrid"/>
+        <w:tblW w:type="auto" w:w="0"/>
+        <w:jc w:val="center"/>
+        <w:tblLook w:firstColumn="1" w:firstRow="1" w:lastColumn="0" w:lastRow="0" w:noHBand="0" w:noVBand="1" w:val="04A0"/>
+      </w:tblPr>
+      <w:tblGrid>
+        <w:gridCol w:w="2409"/>
+        <w:gridCol w:w="2409"/>
+        <w:gridCol w:w="2409"/>
+        <w:gridCol w:w="2409"/>
+      </w:tblGrid>
+      <w:tr>
+        <w:tc>
+          <w:tcPr>
+            <w:tcW w:type="dxa" w:w="2268"/>
+            <w:shd w:val="clear" w:color="auto" w:fill="1F4E79"/>
+          </w:tcPr>
+          <w:p>
+            <w:r/>
+            <w:r>
+              <w:rPr>
+                <w:b/>
+                <w:color w:val="FFFFFF"/>
+              </w:rPr>
+              <w:t>Anno</w:t>
+            </w:r>
+          </w:p>
+        </w:tc>
+        <w:tc>
+          <w:tcPr>
+            <w:tcW w:type="dxa" w:w="2438"/>
+            <w:shd w:val="clear" w:color="auto" w:fill="1F4E79"/>
+          </w:tcPr>
+          <w:p>
+            <w:r/>
+            <w:r>
+              <w:rPr>
+                <w:b/>
+                <w:color w:val="FFFFFF"/>
+              </w:rPr>
+              <w:t>Setup</w:t>
+            </w:r>
+          </w:p>
+        </w:tc>
+        <w:tc>
+          <w:tcPr>
+            <w:tcW w:type="dxa" w:w="2438"/>
+            <w:shd w:val="clear" w:color="auto" w:fill="1F4E79"/>
+          </w:tcPr>
+          <w:p>
+            <w:r/>
+            <w:r>
+              <w:rPr>
+                <w:b/>
+                <w:color w:val="FFFFFF"/>
+              </w:rPr>
+              <w:t>Canone</w:t>
+            </w:r>
+          </w:p>
+        </w:tc>
+        <w:tc>
+          <w:tcPr>
+            <w:tcW w:type="dxa" w:w="2494"/>
+            <w:shd w:val="clear" w:color="auto" w:fill="1F4E79"/>
+          </w:tcPr>
+          <w:p>
+            <w:pPr>
+              <w:jc w:val="right"/>
+            </w:pPr>
+            <w:r/>
+            <w:r>
+              <w:rPr>
+                <w:b/>
+                <w:color w:val="FFFFFF"/>
+              </w:rPr>
+              <w:t>Totale anno</w:t>
+            </w:r>
+          </w:p>
+        </w:tc>
+      </w:tr>
+      <w:tr>
+        <w:tc>
+          <w:tcPr>
+            <w:tcW w:type="dxa" w:w="2268"/>
+          </w:tcPr>
+          <w:p>
+            <w:r/>
+            <w:r>
+              <w:rPr>
+                <w:b/>
+              </w:rPr>
+              <w:t>1° anno</w:t>
+            </w:r>
+          </w:p>
+        </w:tc>
+        <w:tc>
+          <w:tcPr>
+            <w:tcW w:type="dxa" w:w="2438"/>
+          </w:tcPr>
+          <w:p>
+            <w:r/>
+            <w:r>
+              <w:rPr>
+                <w:b w:val="0"/>
+              </w:rPr>
+              <w:t>€ 2.550,00</w:t>
+            </w:r>
+          </w:p>
+        </w:tc>
+        <w:tc>
+          <w:tcPr>
+            <w:tcW w:type="dxa" w:w="2438"/>
+          </w:tcPr>
+          <w:p>
+            <w:r/>
+            <w:r>
+              <w:rPr>
+                <w:b w:val="0"/>
+              </w:rPr>
+              <w:t>€ 800,00</w:t>
+            </w:r>
+          </w:p>
+        </w:tc>
+        <w:tc>
+          <w:tcPr>
+            <w:tcW w:type="dxa" w:w="2494"/>
+          </w:tcPr>
+          <w:p>
+            <w:pPr>
+              <w:jc w:val="right"/>
+            </w:pPr>
+            <w:r/>
+            <w:r>
+              <w:rPr>
+                <w:b w:val="0"/>
+              </w:rPr>
+              <w:t>€ 3.350,00</w:t>
+            </w:r>
+          </w:p>
+        </w:tc>
+      </w:tr>
+      <w:tr>
+        <w:tc>
+          <w:tcPr>
+            <w:tcW w:type="dxa" w:w="2268"/>
+          </w:tcPr>
+          <w:p>
+            <w:r/>
+            <w:r>
+              <w:rPr>
+                <w:b/>
+              </w:rPr>
+              <w:t>2° anno</w:t>
+            </w:r>
+          </w:p>
+        </w:tc>
+        <w:tc>
+          <w:tcPr>
+            <w:tcW w:type="dxa" w:w="2438"/>
+          </w:tcPr>
+          <w:p>
+            <w:r/>
+            <w:r>
+              <w:rPr>
+                <w:b w:val="0"/>
+              </w:rPr>
+              <w:t>—</w:t>
+            </w:r>
+          </w:p>
+        </w:tc>
+        <w:tc>
+          <w:tcPr>
+            <w:tcW w:type="dxa" w:w="2438"/>
+          </w:tcPr>
+          <w:p>
+            <w:r/>
+            <w:r>
+              <w:rPr>
+                <w:b w:val="0"/>
+              </w:rPr>
+              <w:t>€ 800,00</w:t>
+            </w:r>
+          </w:p>
+        </w:tc>
+        <w:tc>
+          <w:tcPr>
+            <w:tcW w:type="dxa" w:w="2494"/>
+          </w:tcPr>
+          <w:p>
+            <w:pPr>
+              <w:jc w:val="right"/>
+            </w:pPr>
+            <w:r/>
+            <w:r>
+              <w:rPr>
+                <w:b w:val="0"/>
+              </w:rPr>
+              <w:t>€ 800,00</w:t>
+            </w:r>
+          </w:p>
+        </w:tc>
+      </w:tr>
+      <w:tr>
+        <w:tc>
+          <w:tcPr>
+            <w:tcW w:type="dxa" w:w="2268"/>
+          </w:tcPr>
+          <w:p>
+            <w:r/>
+            <w:r>
+              <w:rPr>
+                <w:b/>
+              </w:rPr>
+              <w:t>3° anno</w:t>
+            </w:r>
+          </w:p>
+        </w:tc>
+        <w:tc>
+          <w:tcPr>
+            <w:tcW w:type="dxa" w:w="2438"/>
+          </w:tcPr>
+          <w:p>
+            <w:r/>
+            <w:r>
+              <w:rPr>
+                <w:b w:val="0"/>
+              </w:rPr>
+              <w:t>—</w:t>
+            </w:r>
+          </w:p>
+        </w:tc>
+        <w:tc>
+          <w:tcPr>
+            <w:tcW w:type="dxa" w:w="2438"/>
+          </w:tcPr>
+          <w:p>
+            <w:r/>
+            <w:r>
+              <w:rPr>
+                <w:b w:val="0"/>
+              </w:rPr>
+              <w:t>€ 800,00</w:t>
+            </w:r>
+          </w:p>
+        </w:tc>
+        <w:tc>
+          <w:tcPr>
+            <w:tcW w:type="dxa" w:w="2494"/>
+          </w:tcPr>
+          <w:p>
+            <w:pPr>
+              <w:jc w:val="right"/>
+            </w:pPr>
+            <w:r/>
+            <w:r>
+              <w:rPr>
+                <w:b w:val="0"/>
+              </w:rPr>
+              <w:t>€ 800,00</w:t>
+            </w:r>
+          </w:p>
+        </w:tc>
+      </w:tr>
+      <w:tr>
+        <w:tc>
+          <w:tcPr>
+            <w:tcW w:type="dxa" w:w="2438"/>
+            <w:gridSpan w:val="3"/>
+            <w:shd w:val="clear" w:color="auto" w:fill="DCE6F1"/>
+          </w:tcPr>
+          <w:p>
+            <w:r/>
+            <w:r>
+              <w:rPr>
+                <w:b/>
+              </w:rPr>
+              <w:t>Totale tre anni</w:t>
+            </w:r>
+          </w:p>
+        </w:tc>
+        <w:tc>
+          <w:tcPr>
+            <w:tcW w:type="dxa" w:w="2494"/>
+            <w:shd w:val="clear" w:color="auto" w:fill="DCE6F1"/>
+          </w:tcPr>
+          <w:p>
+            <w:pPr>
+              <w:jc w:val="right"/>
+            </w:pPr>
+            <w:r/>
+            <w:r>
+              <w:rPr>
+                <w:b/>
+              </w:rPr>
+              <w:t>€ 4.950,00</w:t>
+            </w:r>
+          </w:p>
+        </w:tc>
+      </w:tr>
+    </w:tbl>
+    <w:p>
+      <w:pPr>
+        <w:spacing w:after="0"/>
+      </w:pPr>
+    </w:p>
+    <w:p>
+      <w:pPr>
+        <w:pStyle w:val="Heading1"/>
+      </w:pPr>
+      <w:r>
+        <w:t>6. Note e condizioni di fornitura</w:t>
       </w:r>
     </w:p>
     <w:p>
@@ -786,13 +1473,30 @@
         <w:rPr>
           <w:b/>
         </w:rPr>
-        <w:t xml:space="preserve">Modalità di pagamento concordabili: </w:t>
+        <w:t xml:space="preserve">Modalità di pagamento: </w:t>
       </w:r>
       <w:r>
-        <w:t>es. 50% all'approvazione, 50% al collaudo e messa online.</w:t>
+        <w:t>da concordare, ad esempio 50% all'approvazione e 50% al collaudo e alla messa online.</w:t>
+      </w:r>
+    </w:p>
+    <w:p>
+      <w:pPr>
+        <w:spacing w:before="560"/>
+      </w:pPr>
+      <w:r>
+        <w:rPr>
+          <w:b/>
+        </w:rPr>
+        <w:t>Per Intré</w:t>
+      </w:r>
+    </w:p>
+    <w:p>
+      <w:r>
+        <w:t>______________________________</w:t>
       </w:r>
     </w:p>
     <w:sectPr>
+      <w:footerReference w:type="default" r:id="rId9"/>
       <w:pgSz w:w="11906" w:h="16838"/>
       <w:pgMar w:top="1134" w:right="1134" w:bottom="1134" w:left="1134" w:header="720" w:footer="720" w:gutter="0"/>
       <w:cols w:space="720"/>
@@ -800,6 +1504,24 @@
     </w:sectPr>
   </w:body>
 </w:document>
+</file>
+
+<file path=word/footer1.xml><?xml version="1.0" encoding="utf-8"?>
+<w:ftr xmlns:m="http://schemas.openxmlformats.org/officeDocument/2006/math" xmlns:mc="http://schemas.openxmlformats.org/markup-compatibility/2006" xmlns:mo="http://schemas.microsoft.com/office/mac/office/2008/main" xmlns:mv="urn:schemas-microsoft-com:mac:vml" xmlns:o="urn:schemas-microsoft-com:office:office" xmlns:r="http://schemas.openxmlformats.org/officeDocument/2006/relationships" xmlns:v="urn:schemas-microsoft-com:vml" xmlns:w10="urn:schemas-microsoft-com:office:word" xmlns:w14="http://schemas.microsoft.com/office/word/2010/wordml" xmlns:w="http://schemas.openxmlformats.org/wordprocessingml/2006/main" xmlns:wne="http://schemas.microsoft.com/office/word/2006/wordml" xmlns:wp14="http://schemas.microsoft.com/office/word/2010/wordprocessingDrawing" xmlns:wp="http://schemas.openxmlformats.org/drawingml/2006/wordprocessingDrawing" xmlns:wpc="http://schemas.microsoft.com/office/word/2010/wordprocessingCanvas" xmlns:wpg="http://schemas.microsoft.com/office/word/2010/wordprocessingGroup" xmlns:wpi="http://schemas.microsoft.com/office/word/2010/wordprocessingInk" xmlns:wps="http://schemas.microsoft.com/office/word/2010/wordprocessingShape" mc:Ignorable="w14 wp14">
+  <w:p>
+    <w:pPr>
+      <w:pStyle w:val="Footer"/>
+      <w:jc w:val="center"/>
+    </w:pPr>
+    <w:r>
+      <w:rPr>
+        <w:color w:val="595959"/>
+        <w:sz w:val="17"/>
+      </w:rPr>
+      <w:t>AttraversiAMO · Offerta economica · Intré</w:t>
+    </w:r>
+  </w:p>
+</w:ftr>
 </file>
 
 <file path=word/numbering.xml><?xml version="1.0" encoding="utf-8"?>
@@ -1253,11 +1975,11 @@
       <w:outlineLvl w:val="1"/>
     </w:pPr>
     <w:rPr>
-      <w:rFonts w:asciiTheme="majorHAnsi" w:eastAsiaTheme="majorEastAsia" w:hAnsiTheme="majorHAnsi" w:cstheme="majorBidi"/>
+      <w:rFonts w:asciiTheme="majorHAnsi" w:eastAsiaTheme="majorEastAsia" w:hAnsiTheme="majorHAnsi" w:cstheme="majorBidi" w:ascii="Calibri" w:hAnsi="Calibri"/>
       <w:b/>
       <w:bCs/>
-      <w:color w:val="4F81BD" w:themeColor="accent1"/>
-      <w:sz w:val="26"/>
+      <w:color w:val="1F4E79"/>
+      <w:sz w:val="23"/>
       <w:szCs w:val="26"/>
     </w:rPr>
   </w:style>
@@ -1523,7 +2245,7 @@
       <w:color w:val="1F4E79"/>
       <w:spacing w:val="5"/>
       <w:kern w:val="28"/>
-      <w:sz w:val="48"/>
+      <w:sz w:val="52"/>
       <w:szCs w:val="52"/>
     </w:rPr>
   </w:style>

--- a/relazione/offerta-economica.docx
+++ b/relazione/offerta-economica.docx
@@ -536,7 +536,7 @@
               <w:rPr>
                 <w:b w:val="0"/>
               </w:rPr>
-              <w:t>Sviluppo delle 2 PWA (Utenti/Caregiver + Dashboard Statistiche Comune) ottimizzate per dispositivi mobili e desktop.</w:t>
+              <w:t>Sviluppo della PWA per anziani e volontari e della dashboard del Comune, ottimizzate per telefono e computer.</w:t>
             </w:r>
           </w:p>
         </w:tc>
@@ -597,7 +597,7 @@
               <w:rPr>
                 <w:b w:val="0"/>
               </w:rPr>
-              <w:t>Setup repository GitHub, configurazione GitHub Pages, pipeline di deploy su Vercel e configurazione database Supabase per le statistiche.</w:t>
+              <w:t>Setup repository GitHub, pubblicazione automatica su GitHub Pages e configurazione del database Supabase per richieste e statistiche.</w:t>
             </w:r>
           </w:p>
         </w:tc>
